--- a/Generative-AI/course-materials/blackboard/docx/Generative_AI_Week09_Module_Guide.docx
+++ b/Generative-AI/course-materials/blackboard/docx/Generative_AI_Week09_Module_Guide.docx
@@ -1812,7 +1812,7 @@
           <w:b w:val="0"/>
           <w:i w:val="0"/>
         </w:rPr>
-        <w:t>Type: Discussion Board. Points: 50. Submit one initial post and two peer responses in the Week 9 Discussion item. Use Blackboard’s displayed due dates.</w:t>
+        <w:t>Type: Discussion Board. Points: 10. Submit one initial post and two peer responses in the Week 9 Discussion item. Use Blackboard’s displayed due dates.</w:t>
       </w:r>
     </w:p>
     <w:p>
@@ -2099,7 +2099,7 @@
                 <w:b w:val="0"/>
                 <w:i w:val="0"/>
               </w:rPr>
-              <w:t>15</w:t>
+              <w:t>3</w:t>
             </w:r>
           </w:p>
         </w:tc>
@@ -2161,7 +2161,7 @@
                 <w:b w:val="0"/>
                 <w:i w:val="0"/>
               </w:rPr>
-              <w:t>15</w:t>
+              <w:t>3</w:t>
             </w:r>
           </w:p>
         </w:tc>
@@ -2223,7 +2223,7 @@
                 <w:b w:val="0"/>
                 <w:i w:val="0"/>
               </w:rPr>
-              <w:t>10</w:t>
+              <w:t>2</w:t>
             </w:r>
           </w:p>
         </w:tc>
@@ -2285,7 +2285,7 @@
                 <w:b w:val="0"/>
                 <w:i w:val="0"/>
               </w:rPr>
-              <w:t>10</w:t>
+              <w:t>2</w:t>
             </w:r>
           </w:p>
         </w:tc>
@@ -2340,7 +2340,7 @@
                 <w:b w:val="0"/>
                 <w:i w:val="0"/>
               </w:rPr>
-              <w:t>50</w:t>
+              <w:t>10</w:t>
             </w:r>
           </w:p>
         </w:tc>
@@ -2384,7 +2384,7 @@
           <w:b w:val="0"/>
           <w:i w:val="0"/>
         </w:rPr>
-        <w:t>Type: Applied analysis. Points: 75. Submit one PDF or DOCX to Week 9 Assignment 2. Aim for 600–800 words of analysis plus the requested matrix, diagram, prompts, or evidence appendix; these artifacts are not included in the word guide.</w:t>
+        <w:t>Type: Applied analysis. Points: 25. Submit one PDF or DOCX to Week 9 Assignment 2. Aim for 600–800 words of analysis plus the requested matrix, diagram, prompts, or evidence appendix; these artifacts are not included in the word guide.</w:t>
       </w:r>
     </w:p>
     <w:p>
@@ -2670,7 +2670,7 @@
                 <w:b w:val="0"/>
                 <w:i w:val="0"/>
               </w:rPr>
-              <w:t>15</w:t>
+              <w:t>5</w:t>
             </w:r>
           </w:p>
         </w:tc>
@@ -2732,7 +2732,7 @@
                 <w:b w:val="0"/>
                 <w:i w:val="0"/>
               </w:rPr>
-              <w:t>25</w:t>
+              <w:t>8</w:t>
             </w:r>
           </w:p>
         </w:tc>
@@ -2794,7 +2794,7 @@
                 <w:b w:val="0"/>
                 <w:i w:val="0"/>
               </w:rPr>
-              <w:t>15</w:t>
+              <w:t>5</w:t>
             </w:r>
           </w:p>
         </w:tc>
@@ -2856,7 +2856,7 @@
                 <w:b w:val="0"/>
                 <w:i w:val="0"/>
               </w:rPr>
-              <w:t>15</w:t>
+              <w:t>5</w:t>
             </w:r>
           </w:p>
         </w:tc>
@@ -2918,7 +2918,7 @@
                 <w:b w:val="0"/>
                 <w:i w:val="0"/>
               </w:rPr>
-              <w:t>5</w:t>
+              <w:t>2</w:t>
             </w:r>
           </w:p>
         </w:tc>
@@ -2973,7 +2973,7 @@
                 <w:b w:val="0"/>
                 <w:i w:val="0"/>
               </w:rPr>
-              <w:t>75</w:t>
+              <w:t>25</w:t>
             </w:r>
           </w:p>
         </w:tc>
@@ -3007,7 +3007,7 @@
           <w:b w:val="0"/>
           <w:i w:val="0"/>
         </w:rPr>
-        <w:t>Type: Project portfolio milestone. Points: 50. Submit a PDF or DOCX to Week 9 Project Milestone. Preserve the author’s required elements below and retain an editable copy for Week 16.</w:t>
+        <w:t>Type: Project portfolio milestone. Points: 15. Submit a PDF or DOCX to Week 9 Project Milestone. Preserve the author’s required elements below and retain an editable copy for Week 16.</w:t>
       </w:r>
     </w:p>
     <w:p>
@@ -3345,7 +3345,7 @@
                 <w:b w:val="0"/>
                 <w:i w:val="0"/>
               </w:rPr>
-              <w:t>15</w:t>
+              <w:t>4</w:t>
             </w:r>
           </w:p>
         </w:tc>
@@ -3407,7 +3407,7 @@
                 <w:b w:val="0"/>
                 <w:i w:val="0"/>
               </w:rPr>
-              <w:t>10</w:t>
+              <w:t>3</w:t>
             </w:r>
           </w:p>
         </w:tc>
@@ -3469,7 +3469,7 @@
                 <w:b w:val="0"/>
                 <w:i w:val="0"/>
               </w:rPr>
-              <w:t>15</w:t>
+              <w:t>5</w:t>
             </w:r>
           </w:p>
         </w:tc>
@@ -3531,7 +3531,7 @@
                 <w:b w:val="0"/>
                 <w:i w:val="0"/>
               </w:rPr>
-              <w:t>10</w:t>
+              <w:t>3</w:t>
             </w:r>
           </w:p>
         </w:tc>
@@ -3586,7 +3586,7 @@
                 <w:b w:val="0"/>
                 <w:i w:val="0"/>
               </w:rPr>
-              <w:t>50</w:t>
+              <w:t>15</w:t>
             </w:r>
           </w:p>
         </w:tc>
@@ -3798,7 +3798,7 @@
                 <w:b w:val="0"/>
                 <w:i w:val="0"/>
               </w:rPr>
-              <w:t>50</w:t>
+              <w:t>10</w:t>
             </w:r>
           </w:p>
         </w:tc>
@@ -3879,7 +3879,7 @@
                 <w:b w:val="0"/>
                 <w:i w:val="0"/>
               </w:rPr>
-              <w:t>75</w:t>
+              <w:t>25</w:t>
             </w:r>
           </w:p>
         </w:tc>
@@ -3960,7 +3960,7 @@
                 <w:b w:val="0"/>
                 <w:i w:val="0"/>
               </w:rPr>
-              <w:t>50</w:t>
+              <w:t>15</w:t>
             </w:r>
           </w:p>
         </w:tc>
@@ -4027,7 +4027,7 @@
                 <w:b w:val="0"/>
                 <w:i w:val="0"/>
               </w:rPr>
-              <w:t>175</w:t>
+              <w:t>50</w:t>
             </w:r>
           </w:p>
         </w:tc>
